--- a/04_manuscript/lancet_de_A1_submission_package/manuscript.docx
+++ b/04_manuscript/lancet_de_A1_submission_package/manuscript.docx
@@ -58,7 +58,7 @@
         <w:t xml:space="preserve"> </w:t>
       </w:r>
       <w:r>
-        <w:t xml:space="preserve">The entero-pancreatic axis is a coupled secretion–inhibition oscillator that orchestrates the periprandial transition. Existing data-driven taxonomies of metabolic disease classify individuals using static cross-sectional variables and discard the temporal geometry that distinguishes a brisk first-phase incretin pulse from a delayed, blunted, or biphasic response. We aimed to develop a conceptual and physiological interpretation of the joint enteropancreatic axis as a multivariate functional object, anchored on the four leading multivariate functional principal component (mFPC) eigenfunctions of the joint operator across health, type 2 diabetes (T2DM), caloric restriction, and metabolic surgery.</w:t>
+        <w:t xml:space="preserve">The entero-pancreatic axis is a coupled secretion–inhibition oscillator on the periprandial transition. Data-driven taxonomies of metabolic disease classify individuals using static cross-sectional variables and discard the temporal geometry that distinguishes a brisk first-phase incretin pulse from a delayed, blunted, or biphasic response. We aimed to interpret the joint enteropancreatic axis as a multivariate functional object, anchored on the four leading multivariate functional principal component (mFPC) eigenfunctions of the joint operator.</w:t>
       </w:r>
     </w:p>
     <w:p>
@@ -76,34 +76,7 @@
         <w:t xml:space="preserve"> </w:t>
       </w:r>
       <w:r>
-        <w:t xml:space="preserve">Pre-registered ecological proof-of-concept analysis at the cohort-time-arm level (Open Science Framework DOI 10.17605/OSF.IO/3CZRE; v10·0 protocol frozen 2026-04-22;</w:t>
-      </w:r>
-      <w:r>
-        <w:t xml:space="preserve"> </w:t>
-      </w:r>
-      <w:r>
-        <w:rPr>
-          <w:rStyle w:val="VerbatimChar"/>
-        </w:rPr>
-        <w:t xml:space="preserve">master_table.csv</w:t>
-      </w:r>
-      <w:r>
-        <w:t xml:space="preserve"> </w:t>
-      </w:r>
-      <w:r>
-        <w:t xml:space="preserve">SHA-256</w:t>
-      </w:r>
-      <w:r>
-        <w:t xml:space="preserve"> </w:t>
-      </w:r>
-      <w:r>
-        <w:rPr>
-          <w:rStyle w:val="VerbatimChar"/>
-        </w:rPr>
-        <w:t xml:space="preserve">2829cd78018e411783671ec00f849647858bda552cfa4ec23ad505ba9704a117</w:t>
-      </w:r>
-      <w:r>
-        <w:t xml:space="preserve">). Twenty-three source studies contributed 71 (Author × Cohort) tuples and 55 productive cohort-time-arms across seven canonical cohorts and 11 analyte forms (incretins, satiety hormones, glucagon, insulin, glucose). The covariance operator construction, BLUP estimation, FACEs covariance kernel, and Golovkine 2025 component selection are described in companion paper A2. Four conceptual moves anchor the present article: the periprandial transition as the unit of analysis,</w:t>
+        <w:t xml:space="preserve">Pre-registered ecological analysis at the cohort-time-arm level (OSF DOI 10.17605/OSF.IO/3CZRE; v10·0 protocol frozen 2026-04-22). Twenty-three source studies contributed 71 (Author × Cohort) tuples and 55 cohort-time-arms across seven cohorts and 11 analyte forms. Covariance-operator construction, BLUP estimation, FACEs kernel, and Golovkine 2025 component selection are described in companion paper A2. Four conceptual moves anchor the present article: the periprandial transition as the unit of analysis,</w:t>
       </w:r>
       <w:r>
         <w:t xml:space="preserve"> </w:t>
@@ -119,7 +92,7 @@
         <w:t xml:space="preserve"> </w:t>
       </w:r>
       <w:r>
-        <w:t xml:space="preserve">as the operational construct, weight as a contextual modifier (not a hard gate) per Laferrère 2008 and Rubino 2025, and the non-obese without T2D cohort as the reference distribution. The four leading joint eigenfunctions are interpreted physiologically against the classical incretin and satiety literature.</w:t>
+        <w:t xml:space="preserve">as the operational construct, weight as a contextual modifier (Laferrère 2008; Rubino 2025), and the non-obese-without-T2D cohort as the reference.</w:t>
       </w:r>
     </w:p>
     <w:p>
@@ -137,7 +110,7 @@
         <w:t xml:space="preserve"> </w:t>
       </w:r>
       <w:r>
-        <w:t xml:space="preserve">From 2,750 pseudo-subjects the joint Happ–Greven operator retained K=12 components at the multivariate fraction-of-variance-explained ≥ 0·90 threshold of Golovkine et al. 2025 (cumulative FVE 92 %; N/K=29·2). The first joint eigenfunction was dominated by PYY total (integrated squared L²-norm 0·762) with a secondary integrated incretin contribution (0·211 over GIP active+total and GLP-1 active+total) — capturing distal L-cell variation rather than the classical incretin-amplitude contrast. The second joint eigenfunction discriminated early-peak GIP and insulin from late-peak GLP-1 and PYY, consistent with proximal-versus-distal entero-endocrine sequencing along the small bowel. The third joint eigenfunction captured biphasic glucose–insulin coupling. The fourth captured fasting ghrelin tone versus postprandial suppression. Pillai trace on the joint score panel (n=350 after the smallest-block constraint) yielded an omnibus F=18·29 with Post-CR F=52·09; subject-level bootstrap stability was ≥ 80 % per cohort.</w:t>
+        <w:t xml:space="preserve">From 2,750 pseudo-subjects the joint Happ–Greven operator retained K=12 components (cumulative multivariate-FVE 92 %; N/K=29·2). The first joint eigenfunction was PYY-dominant (‖·‖² = 0·762) with secondary integrated incretin contribution 0·211 — capturing distal L-cell variation rather than incretin-amplitude contrast. The second discriminated early-peak GIP and insulin from late-peak GLP-1 and PYY (proximal-versus-distal entero-endocrine sequencing). The third captured biphasic glucose–insulin coupling; the fourth, fasting ghrelin tone versus postprandial suppression. Pillai trace on the joint score panel (n=350) yielded omnibus F=18·29 with Post-CR F=52·09; subject-level bootstrap stability was ≥ 80 % per cohort.</w:t>
       </w:r>
     </w:p>
     <w:p>

--- a/04_manuscript/lancet_de_A1_submission_package/manuscript.docx
+++ b/04_manuscript/lancet_de_A1_submission_package/manuscript.docx
@@ -1057,7 +1057,7 @@
         <w:t xml:space="preserve"> </w:t>
       </w:r>
       <w:r>
-        <w:t xml:space="preserve">v1·3) under CC-BY 4·0. Reporting follows STROBE for cohort studies</w:t>
+        <w:t xml:space="preserve">v1·4) under CC-BY 4·0. Reporting follows STROBE for cohort studies</w:t>
       </w:r>
       <w:r>
         <w:rPr>
@@ -2322,7 +2322,7 @@
         <w:t xml:space="preserve"> </w:t>
       </w:r>
       <w:r>
-        <w:t xml:space="preserve">v1·3 and subsequent branches) under CC-BY 4·0. The repository permits full reproduction of every numerical claim and follows FAIR data principles. Pre-registration is at the Open Science Framework (DOI 10.17605/OSF.IO/3CZRE; project at https://osf.io/tr469, frozen 2026-04-22).</w:t>
+        <w:t xml:space="preserve">v1·4 and subsequent branches) under CC-BY 4·0. The repository permits full reproduction of every numerical claim and follows FAIR data principles. Pre-registration is at the Open Science Framework (DOI 10.17605/OSF.IO/3CZRE; project at https://osf.io/tr469, frozen 2026-04-22).</w:t>
       </w:r>
     </w:p>
     <w:bookmarkEnd w:id="38"/>

--- a/04_manuscript/lancet_de_A1_submission_package/manuscript.docx
+++ b/04_manuscript/lancet_de_A1_submission_package/manuscript.docx
@@ -1045,7 +1045,7 @@
         <w:t xml:space="preserve">02_code/10_A1_conceptual_figs.R</w:t>
       </w:r>
       <w:r>
-        <w:t xml:space="preserve">. All scripts and outputs are deposited at Zenodo (concept DOI 10.5281/zenodo.19743544) and on GitHub (</w:t>
+        <w:t xml:space="preserve">. All scripts and outputs are deposited at Zenodo (concept DOI 10.5281/zenodo.19743544; v3·0-A1 DOI 10.5281/zenodo.20102979) and on GitHub (</w:t>
       </w:r>
       <w:r>
         <w:rPr>
@@ -2310,7 +2310,7 @@
         <w:t xml:space="preserve">2829cd78018e411783671ec00f849647858bda552cfa4ec23ad505ba9704a117</w:t>
       </w:r>
       <w:r>
-        <w:t xml:space="preserve">), the 16-script analytic pipeline, the article-specific outputs, and the reproducibility scripts are deposited at Zenodo (concept DOI 10.5281/zenodo.19743544; article-specific version DOIs cited in each manuscript) and GitHub (</w:t>
+        <w:t xml:space="preserve">), the 16-script analytic pipeline, the article-specific outputs, and the reproducibility scripts are deposited at Zenodo (concept DOI 10.5281/zenodo.19743544; A1 v3·0-A1 DOI 10.5281/zenodo.20102979; A2 v2·0-A2 DOI 10.5281/zenodo.20102959) and GitHub (</w:t>
       </w:r>
       <w:r>
         <w:rPr>
